--- a/output/a7e2c751b5e6db65/book_ru.docx
+++ b/output/a7e2c751b5e6db65/book_ru.docx
@@ -889,6 +889,20 @@
     </w:p>
     <w:p>
       <w:pPr>
+        <w:pStyle w:val="ListBullet"/>
+        <w:jc w:val="left"/>
+      </w:pPr>
+      <w:r>
+        <w:rPr>
+          <w:b w:val="0"/>
+        </w:rPr>
+        <w:t>The use of SPCRs that by, specialised feed and quality eggs.</w:t>
+        <w:br/>
+        <w:t>- Confirmed by already signed letters of intent for future deliveries.</w:t>
+      </w:r>
+    </w:p>
+    <w:p>
+      <w:pPr>
         <w:pStyle w:val="Heading2"/>
         <w:spacing w:before="200" w:after="80"/>
         <w:jc w:val="left"/>
@@ -909,6 +923,20 @@
     </w:p>
     <w:p>
       <w:pPr>
+        <w:pStyle w:val="ListBullet"/>
+        <w:jc w:val="left"/>
+      </w:pPr>
+      <w:r>
+        <w:rPr>
+          <w:b w:val="0"/>
+        </w:rPr>
+        <w:t>Much of the construction work has already been completed.</w:t>
+        <w:br/>
+        <w:t>- An experienced team of specialists ensures the stability and efficiency of production processes.</w:t>
+      </w:r>
+    </w:p>
+    <w:p>
+      <w:pPr>
         <w:pStyle w:val="Heading2"/>
         <w:spacing w:before="200" w:after="80"/>
         <w:jc w:val="left"/>
@@ -929,6 +957,20 @@
     </w:p>
     <w:p>
       <w:pPr>
+        <w:pStyle w:val="ListBullet"/>
+        <w:jc w:val="left"/>
+      </w:pPr>
+      <w:r>
+        <w:rPr>
+          <w:b w:val="0"/>
+        </w:rPr>
+        <w:t>Subsidy opportunities up to 40% of capital costs.</w:t>
+        <w:br/>
+        <w:t>- Preferential lending at 7.5 per cent significantly reduces the financial burden.</w:t>
+      </w:r>
+    </w:p>
+    <w:p>
+      <w:pPr>
         <w:pStyle w:val="Heading2"/>
         <w:spacing w:before="200" w:after="80"/>
         <w:jc w:val="left"/>
@@ -949,6 +991,18 @@
     </w:p>
     <w:p>
       <w:pPr>
+        <w:pStyle w:val="ListBullet"/>
+        <w:jc w:val="left"/>
+      </w:pPr>
+      <w:r>
+        <w:rPr>
+          <w:b w:val="0"/>
+        </w:rPr>
+        <w:t>The use of an in-house contractor allows the investor to influence project estimates,</w:t>
+      </w:r>
+    </w:p>
+    <w:p>
+      <w:pPr>
         <w:pStyle w:val="Heading2"/>
         <w:spacing w:before="200" w:after="80"/>
         <w:jc w:val="left"/>
@@ -965,6 +1019,16 @@
       </w:pPr>
       <w:r>
         <w:t>market:</w:t>
+      </w:r>
+    </w:p>
+    <w:p>
+      <w:pPr>
+        <w:spacing w:after="120"/>
+        <w:ind w:firstLine="0"/>
+        <w:jc w:val="both"/>
+      </w:pPr>
+      <w:r>
+        <w:t>minimising risks and improving management efficiency.</w:t>
       </w:r>
     </w:p>
     <w:p>
@@ -987,6 +1051,18 @@
     </w:p>
     <w:p>
       <w:pPr>
+        <w:pStyle w:val="ListBullet"/>
+        <w:jc w:val="left"/>
+      </w:pPr>
+      <w:r>
+        <w:rPr>
+          <w:b w:val="0"/>
+        </w:rPr>
+        <w:t>The possibility of receiving the first batch of RPM as early as autumn 2025 allows us to</w:t>
+      </w:r>
+    </w:p>
+    <w:p>
+      <w:pPr>
         <w:pStyle w:val="ListNumber"/>
         <w:jc w:val="left"/>
       </w:pPr>
@@ -1001,6 +1077,20 @@
     </w:p>
     <w:p>
       <w:pPr>
+        <w:pStyle w:val="Heading2"/>
+        <w:spacing w:before="200" w:after="80"/>
+        <w:jc w:val="left"/>
+      </w:pPr>
+      <w:r>
+        <w:t>Separate enterprise</w:t>
+        <w:br/>
+        <w:t>As part of the group of</w:t>
+        <w:br/>
+        <w:t>companies</w:t>
+      </w:r>
+    </w:p>
+    <w:p>
+      <w:pPr>
         <w:spacing w:after="120"/>
         <w:ind w:firstLine="0"/>
         <w:jc w:val="both"/>
@@ -1020,9 +1110,33 @@
         <w:jc w:val="left"/>
       </w:pPr>
       <w:r>
+        <w:t>kg</w:t>
+        <w:br/>
+        <w:t>Price rub per 1 unit</w:t>
+        <w:br/>
+        <w:t>Total cost, RUB</w:t>
+      </w:r>
+    </w:p>
+    <w:p>
+      <w:pPr>
+        <w:pStyle w:val="Heading2"/>
+        <w:spacing w:before="200" w:after="80"/>
+        <w:jc w:val="left"/>
+      </w:pPr>
+      <w:r>
         <w:t>Sales price, RUB/piece</w:t>
         <w:br/>
         <w:t>49 ₽</w:t>
+      </w:r>
+    </w:p>
+    <w:p>
+      <w:pPr>
+        <w:spacing w:after="120"/>
+        <w:ind w:firstLine="0"/>
+        <w:jc w:val="both"/>
+      </w:pPr>
+      <w:r>
+        <w:t>thousand</w:t>
       </w:r>
     </w:p>
     <w:p>
@@ -1143,6 +1257,18 @@
     </w:p>
     <w:p>
       <w:pPr>
+        <w:spacing w:after="120"/>
+        <w:ind w:firstLine="0"/>
+        <w:jc w:val="both"/>
+      </w:pPr>
+      <w:r>
+        <w:t>47 %</w:t>
+        <w:br/>
+        <w:t>30 %</w:t>
+      </w:r>
+    </w:p>
+    <w:p>
+      <w:pPr>
         <w:pStyle w:val="Heading2"/>
         <w:spacing w:before="200" w:after="80"/>
         <w:jc w:val="left"/>
@@ -1153,122 +1279,6 @@
         <w:t>93 055 ₽</w:t>
         <w:br/>
         <w:t>44 055 ₽</w:t>
-      </w:r>
-    </w:p>
-    <w:p>
-      <w:pPr>
-        <w:pStyle w:val="ListBullet"/>
-        <w:jc w:val="left"/>
-      </w:pPr>
-      <w:r>
-        <w:rPr>
-          <w:b w:val="0"/>
-        </w:rPr>
-        <w:t>The use of SPCRs that by, specialised feed and quality eggs.</w:t>
-        <w:br/>
-        <w:t>- Confirmed by already signed letters of intent for future deliveries.</w:t>
-      </w:r>
-    </w:p>
-    <w:p>
-      <w:pPr>
-        <w:pStyle w:val="ListBullet"/>
-        <w:jc w:val="left"/>
-      </w:pPr>
-      <w:r>
-        <w:rPr>
-          <w:b w:val="0"/>
-        </w:rPr>
-        <w:t>Much of the construction work has already been completed.</w:t>
-        <w:br/>
-        <w:t>- An experienced team of specialists ensures the stability and efficiency of production processes.</w:t>
-      </w:r>
-    </w:p>
-    <w:p>
-      <w:pPr>
-        <w:pStyle w:val="ListBullet"/>
-        <w:jc w:val="left"/>
-      </w:pPr>
-      <w:r>
-        <w:rPr>
-          <w:b w:val="0"/>
-        </w:rPr>
-        <w:t>Subsidy opportunities up to 40% of capital costs.</w:t>
-        <w:br/>
-        <w:t>- Preferential lending at 7.5 per cent significantly reduces the financial burden.</w:t>
-      </w:r>
-    </w:p>
-    <w:p>
-      <w:pPr>
-        <w:pStyle w:val="ListBullet"/>
-        <w:jc w:val="left"/>
-      </w:pPr>
-      <w:r>
-        <w:rPr>
-          <w:b w:val="0"/>
-        </w:rPr>
-        <w:t>The use of an in-house contractor allows the investor to influence project estimates,</w:t>
-      </w:r>
-    </w:p>
-    <w:p>
-      <w:pPr>
-        <w:spacing w:after="120"/>
-        <w:ind w:firstLine="0"/>
-        <w:jc w:val="both"/>
-      </w:pPr>
-      <w:r>
-        <w:t>minimising risks and improving management efficiency.</w:t>
-      </w:r>
-    </w:p>
-    <w:p>
-      <w:pPr>
-        <w:pStyle w:val="ListBullet"/>
-        <w:jc w:val="left"/>
-      </w:pPr>
-      <w:r>
-        <w:rPr>
-          <w:b w:val="0"/>
-        </w:rPr>
-        <w:t>The possibility of receiving the first batch of RPM as early as autumn 2025 allows us to</w:t>
-      </w:r>
-    </w:p>
-    <w:p>
-      <w:pPr>
-        <w:pStyle w:val="Heading2"/>
-        <w:spacing w:before="200" w:after="80"/>
-        <w:jc w:val="left"/>
-      </w:pPr>
-      <w:r>
-        <w:t>Separate enterprise</w:t>
-        <w:br/>
-        <w:t>As part of the group of</w:t>
-        <w:br/>
-        <w:t>companies</w:t>
-      </w:r>
-    </w:p>
-    <w:p>
-      <w:pPr>
-        <w:pStyle w:val="Heading2"/>
-        <w:spacing w:before="200" w:after="80"/>
-        <w:jc w:val="left"/>
-      </w:pPr>
-      <w:r>
-        <w:t>kg</w:t>
-        <w:br/>
-        <w:t>Price rub per 1 unit</w:t>
-        <w:br/>
-        <w:t>Total cost, RUB</w:t>
-      </w:r>
-    </w:p>
-    <w:p>
-      <w:pPr>
-        <w:spacing w:after="120"/>
-        <w:ind w:firstLine="0"/>
-        <w:jc w:val="both"/>
-      </w:pPr>
-      <w:r>
-        <w:t>thousand 47 %</w:t>
-        <w:br/>
-        <w:t>30 %</w:t>
       </w:r>
     </w:p>
     <w:p>
@@ -1332,6 +1342,16 @@
     </w:p>
     <w:p>
       <w:pPr>
+        <w:pStyle w:val="Heading2"/>
+        <w:spacing w:before="200" w:after="80"/>
+        <w:jc w:val="left"/>
+      </w:pPr>
+      <w:r>
+        <w:t>Parameters of the 2-year production cycle</w:t>
+      </w:r>
+    </w:p>
+    <w:p>
+      <w:pPr>
         <w:spacing w:after="120"/>
         <w:ind w:firstLine="0"/>
         <w:jc w:val="both"/>
@@ -1428,6 +1448,26 @@
     </w:p>
     <w:p>
       <w:pPr>
+        <w:pStyle w:val="Heading1"/>
+        <w:spacing w:before="240" w:after="120"/>
+        <w:jc w:val="left"/>
+      </w:pPr>
+      <w:r>
+        <w:t>2 Base for calculation: feed costs</w:t>
+      </w:r>
+    </w:p>
+    <w:p>
+      <w:pPr>
+        <w:spacing w:after="120"/>
+        <w:ind w:firstLine="0"/>
+        <w:jc w:val="both"/>
+      </w:pPr>
+      <w:r>
+        <w:t>Quantity, pcs/</w:t>
+      </w:r>
+    </w:p>
+    <w:p>
+      <w:pPr>
         <w:pStyle w:val="Heading2"/>
         <w:spacing w:before="200" w:after="80"/>
         <w:jc w:val="left"/>
@@ -1440,6 +1480,20 @@
     </w:p>
     <w:p>
       <w:pPr>
+        <w:pStyle w:val="Heading2"/>
+        <w:spacing w:before="200" w:after="80"/>
+        <w:jc w:val="left"/>
+      </w:pPr>
+      <w:r>
+        <w:t>kg</w:t>
+        <w:br/>
+        <w:t>Price rub per 1 unit</w:t>
+        <w:br/>
+        <w:t>Total, thousand rubles</w:t>
+      </w:r>
+    </w:p>
+    <w:p>
+      <w:pPr>
         <w:spacing w:after="120"/>
         <w:ind w:firstLine="0"/>
         <w:jc w:val="both"/>
@@ -1450,156 +1504,6 @@
         <w:t>Procurement from third-party</w:t>
         <w:br/>
         <w:t>suppliers</w:t>
-      </w:r>
-    </w:p>
-    <w:p>
-      <w:pPr>
-        <w:pStyle w:val="Heading2"/>
-        <w:spacing w:before="200" w:after="80"/>
-        <w:jc w:val="left"/>
-      </w:pPr>
-      <w:r>
-        <w:t>Cost of fry rub/piece</w:t>
-        <w:br/>
-        <w:t>49 ₽</w:t>
-        <w:br/>
-        <w:t>26 ₽</w:t>
-      </w:r>
-    </w:p>
-    <w:p>
-      <w:pPr>
-        <w:pStyle w:val="Heading2"/>
-        <w:spacing w:before="200" w:after="80"/>
-        <w:jc w:val="left"/>
-      </w:pPr>
-      <w:r>
-        <w:t>Costs for purchase of fry, RUB ths.</w:t>
-        <w:br/>
-        <w:t>49 000 ₽</w:t>
-        <w:br/>
-        <w:t>26 000 ₽</w:t>
-      </w:r>
-    </w:p>
-    <w:p>
-      <w:pPr>
-        <w:pStyle w:val="Heading2"/>
-        <w:spacing w:before="200" w:after="80"/>
-        <w:jc w:val="left"/>
-      </w:pPr>
-      <w:r>
-        <w:t>Raw material s/s</w:t>
-        <w:br/>
-        <w:t>393 723 ₽</w:t>
-        <w:br/>
-        <w:t>370 723 ₽</w:t>
-      </w:r>
-    </w:p>
-    <w:p>
-      <w:pPr>
-        <w:pStyle w:val="Heading2"/>
-        <w:spacing w:before="200" w:after="80"/>
-        <w:jc w:val="left"/>
-      </w:pPr>
-      <w:r>
-        <w:t>Sale of caviar, RUB thousand</w:t>
-        <w:br/>
-        <w:t>400 000 ₽</w:t>
-      </w:r>
-    </w:p>
-    <w:p>
-      <w:pPr>
-        <w:pStyle w:val="Heading2"/>
-        <w:spacing w:before="200" w:after="80"/>
-        <w:jc w:val="left"/>
-      </w:pPr>
-      <w:r>
-        <w:t>Fish sales, RUB thousand</w:t>
-        <w:br/>
-        <w:t>495 000 ₽</w:t>
-      </w:r>
-    </w:p>
-    <w:p>
-      <w:pPr>
-        <w:pStyle w:val="Heading2"/>
-        <w:spacing w:before="200" w:after="80"/>
-        <w:jc w:val="left"/>
-      </w:pPr>
-      <w:r>
-        <w:t>Gross income, RUB thousand</w:t>
-        <w:br/>
-        <w:t>895 000 ₽</w:t>
-        <w:br/>
-        <w:t>1 042 980 ₽</w:t>
-      </w:r>
-    </w:p>
-    <w:p>
-      <w:pPr>
-        <w:pStyle w:val="Heading2"/>
-        <w:spacing w:before="200" w:after="80"/>
-        <w:jc w:val="left"/>
-      </w:pPr>
-      <w:r>
-        <w:t>Operating profit, RUB thousand</w:t>
-        <w:br/>
-        <w:t>501 277 ₽</w:t>
-        <w:br/>
-        <w:t>672 257 ₽</w:t>
-      </w:r>
-    </w:p>
-    <w:p>
-      <w:pPr>
-        <w:pStyle w:val="Heading2"/>
-        <w:spacing w:before="200" w:after="80"/>
-        <w:jc w:val="left"/>
-      </w:pPr>
-      <w:r>
-        <w:t>These calculations are preliminary and aggregated, the revenue depends on the marketing</w:t>
-        <w:br/>
-        <w:t>strategy and policies of the company.</w:t>
-      </w:r>
-    </w:p>
-    <w:p>
-      <w:pPr>
-        <w:pStyle w:val="Heading2"/>
-        <w:spacing w:before="200" w:after="80"/>
-        <w:jc w:val="left"/>
-      </w:pPr>
-      <w:r>
-        <w:t>Parameters of the 2-year production cycle</w:t>
-      </w:r>
-    </w:p>
-    <w:p>
-      <w:pPr>
-        <w:pStyle w:val="Heading1"/>
-        <w:spacing w:before="240" w:after="120"/>
-        <w:jc w:val="left"/>
-      </w:pPr>
-      <w:r>
-        <w:t>2 Base for calculation: feed costs</w:t>
-      </w:r>
-    </w:p>
-    <w:p>
-      <w:pPr>
-        <w:spacing w:after="120"/>
-        <w:ind w:firstLine="0"/>
-        <w:jc w:val="both"/>
-      </w:pPr>
-      <w:r>
-        <w:t>Quantity, pcs/</w:t>
-      </w:r>
-    </w:p>
-    <w:p>
-      <w:pPr>
-        <w:pStyle w:val="Heading2"/>
-        <w:spacing w:before="200" w:after="80"/>
-        <w:jc w:val="left"/>
-      </w:pPr>
-      <w:r>
-        <w:t>kg</w:t>
-        <w:br/>
-        <w:t>Price rub per 1 unit</w:t>
-        <w:br/>
-        <w:t>Total, thousand rubles</w:t>
       </w:r>
     </w:p>
     <w:p>
@@ -1637,6 +1541,20 @@
         <w:jc w:val="left"/>
       </w:pPr>
       <w:r>
+        <w:t>Cost of fry rub/piece</w:t>
+        <w:br/>
+        <w:t>49 ₽</w:t>
+        <w:br/>
+        <w:t>26 ₽</w:t>
+      </w:r>
+    </w:p>
+    <w:p>
+      <w:pPr>
+        <w:pStyle w:val="Heading2"/>
+        <w:spacing w:before="200" w:after="80"/>
+        <w:jc w:val="left"/>
+      </w:pPr>
+      <w:r>
         <w:t>CPI within the group of</w:t>
         <w:br/>
         <w:t>companies</w:t>
@@ -1644,6 +1562,72 @@
     </w:p>
     <w:p>
       <w:pPr>
+        <w:pStyle w:val="Heading2"/>
+        <w:spacing w:before="200" w:after="80"/>
+        <w:jc w:val="left"/>
+      </w:pPr>
+      <w:r>
+        <w:t>Costs for purchase of fry, RUB ths.</w:t>
+        <w:br/>
+        <w:t>49 000 ₽</w:t>
+        <w:br/>
+        <w:t>26 000 ₽</w:t>
+      </w:r>
+    </w:p>
+    <w:p>
+      <w:pPr>
+        <w:pStyle w:val="Heading2"/>
+        <w:spacing w:before="200" w:after="80"/>
+        <w:jc w:val="left"/>
+      </w:pPr>
+      <w:r>
+        <w:t>Raw material s/s</w:t>
+        <w:br/>
+        <w:t>393 723 ₽</w:t>
+        <w:br/>
+        <w:t>370 723 ₽</w:t>
+      </w:r>
+    </w:p>
+    <w:p>
+      <w:pPr>
+        <w:pStyle w:val="Heading2"/>
+        <w:spacing w:before="200" w:after="80"/>
+        <w:jc w:val="left"/>
+      </w:pPr>
+      <w:r>
+        <w:t>Sale of caviar, RUB thousand</w:t>
+        <w:br/>
+        <w:t>400 000 ₽</w:t>
+      </w:r>
+    </w:p>
+    <w:p>
+      <w:pPr>
+        <w:pStyle w:val="Heading2"/>
+        <w:spacing w:before="200" w:after="80"/>
+        <w:jc w:val="left"/>
+      </w:pPr>
+      <w:r>
+        <w:t>Fish sales, RUB thousand</w:t>
+        <w:br/>
+        <w:t>495 000 ₽</w:t>
+      </w:r>
+    </w:p>
+    <w:p>
+      <w:pPr>
+        <w:pStyle w:val="Heading2"/>
+        <w:spacing w:before="200" w:after="80"/>
+        <w:jc w:val="left"/>
+      </w:pPr>
+      <w:r>
+        <w:t>Gross income, RUB thousand</w:t>
+        <w:br/>
+        <w:t>895 000 ₽</w:t>
+        <w:br/>
+        <w:t>1 042 980 ₽</w:t>
+      </w:r>
+    </w:p>
+    <w:p>
+      <w:pPr>
         <w:spacing w:after="120"/>
         <w:ind w:firstLine="0"/>
         <w:jc w:val="both"/>
@@ -1652,6 +1636,32 @@
         <w:t>56 %</w:t>
         <w:br/>
         <w:t>64 %</w:t>
+      </w:r>
+    </w:p>
+    <w:p>
+      <w:pPr>
+        <w:pStyle w:val="Heading2"/>
+        <w:spacing w:before="200" w:after="80"/>
+        <w:jc w:val="left"/>
+      </w:pPr>
+      <w:r>
+        <w:t>Operating profit, RUB thousand</w:t>
+        <w:br/>
+        <w:t>501 277 ₽</w:t>
+        <w:br/>
+        <w:t>672 257 ₽</w:t>
+      </w:r>
+    </w:p>
+    <w:p>
+      <w:pPr>
+        <w:pStyle w:val="Heading2"/>
+        <w:spacing w:before="200" w:after="80"/>
+        <w:jc w:val="left"/>
+      </w:pPr>
+      <w:r>
+        <w:t>These calculations are preliminary and aggregated, the revenue depends on the marketing</w:t>
+        <w:br/>
+        <w:t>strategy and policies of the company.</w:t>
       </w:r>
     </w:p>
     <w:p>
